--- a/policies/sources/Remuneration_and_Nomination_Committee_Charter.docx
+++ b/policies/sources/Remuneration_and_Nomination_Committee_Charter.docx
@@ -12408,7 +12408,8 @@
         <w:rPr>
           <w:lang w:val="en-GB"/>
         </w:rPr>
-        <w:lastRenderedPageBreak/>
+        <w:t>1</w:t>
+        <w:tab/>
         <w:t>Establishment and purpose</w:t>
       </w:r>
     </w:p>
@@ -12829,6 +12830,8 @@
         <w:rPr>
           <w:lang w:val="en-GB"/>
         </w:rPr>
+        <w:t>2</w:t>
+        <w:tab/>
         <w:t>Members</w:t>
       </w:r>
     </w:p>
@@ -12984,6 +12987,8 @@
         <w:rPr>
           <w:lang w:val="en-GB"/>
         </w:rPr>
+        <w:t>3</w:t>
+        <w:tab/>
         <w:t>Assignments</w:t>
       </w:r>
       <w:r>
@@ -13071,6 +13076,8 @@
         <w:rPr>
           <w:lang w:val="en-GB"/>
         </w:rPr>
+        <w:t>4</w:t>
+        <w:tab/>
         <w:t>Meetings</w:t>
       </w:r>
       <w:r>
@@ -13260,7 +13267,8 @@
         <w:rPr>
           <w:lang w:val="en-GB"/>
         </w:rPr>
-        <w:lastRenderedPageBreak/>
+        <w:t>5</w:t>
+        <w:tab/>
         <w:t xml:space="preserve">Resolutions at the Remuneration and Nomination Committee </w:t>
       </w:r>
     </w:p>
@@ -13357,6 +13365,8 @@
         <w:rPr>
           <w:lang w:val="en-GB"/>
         </w:rPr>
+        <w:t>6</w:t>
+        <w:tab/>
         <w:t>Authorisation</w:t>
       </w:r>
     </w:p>
@@ -13483,6 +13493,8 @@
           <w:szCs w:val="20"/>
           <w:lang w:val="en-GB"/>
         </w:rPr>
+        <w:t>7</w:t>
+        <w:tab/>
         <w:t>Review of Charter</w:t>
       </w:r>
     </w:p>
@@ -13629,6 +13641,8 @@
         <w:rPr>
           <w:lang w:val="en-GB"/>
         </w:rPr>
+        <w:t>1</w:t>
+        <w:tab/>
         <w:t xml:space="preserve">Remuneration related assignments </w:t>
       </w:r>
     </w:p>
@@ -14368,6 +14382,8 @@
         <w:rPr>
           <w:lang w:val="en-GB"/>
         </w:rPr>
+        <w:t>2</w:t>
+        <w:tab/>
         <w:t xml:space="preserve">Nomination related assignments </w:t>
       </w:r>
     </w:p>

--- a/policies/sources/Remuneration_and_Nomination_Committee_Charter.docx
+++ b/policies/sources/Remuneration_and_Nomination_Committee_Charter.docx
@@ -13601,7 +13601,7 @@
     </w:p>
     <w:p>
       <w:pPr>
-        <w:pStyle w:val="Overskrift2"/>
+        <w:pStyle w:val="Overskrift1"/>
         <w:spacing w:after="240"/>
         <w:rPr>
           <w:rFonts w:ascii="Avenir Next LT Pro" w:hAnsi="Avenir Next LT Pro"/>
